--- a/policies/build/sop_record_masters/MOM/SOP_MOM.8.a_to_e_narcotics_chemo_radioactive.docx
+++ b/policies/build/sop_record_masters/MOM/SOP_MOM.8.a_to_e_narcotics_chemo_radioactive.docx
@@ -208,12 +208,6 @@
     </w:p>
     <w:p>
       <w:r>
-        <w:rPr>
-          <w:i/>
-        </w:rPr>
-        <w:t xml:space="preserve">Why: </w:t>
-      </w:r>
-      <w:r>
         <w:t>so these higher-risk categories of medication get a visibly higher standard of control than routine stock, consistently.</w:t>
       </w:r>
     </w:p>
@@ -231,12 +225,6 @@
       </w:r>
     </w:p>
     <w:p>
-      <w:r>
-        <w:rPr>
-          <w:i/>
-        </w:rPr>
-        <w:t xml:space="preserve">Why: </w:t>
-      </w:r>
       <w:r>
         <w:t>these are exactly the categories of medication where a lapse is not just a clinical risk but a criminal-law exposure for the hospital.</w:t>
       </w:r>
@@ -325,12 +313,6 @@
     </w:p>
     <w:p>
       <w:r>
-        <w:rPr>
-          <w:i/>
-        </w:rPr>
-        <w:t xml:space="preserve">Why: </w:t>
-      </w:r>
-      <w:r>
         <w:t>A category of medication this dangerous handled on verbal habit, with no written procedure behind it, leaves every step -- storage, preparation, disposal -- dependent on one person's memory.</w:t>
       </w:r>
     </w:p>
@@ -353,12 +335,6 @@
       </w:r>
     </w:p>
     <w:p>
-      <w:r>
-        <w:rPr>
-          <w:i/>
-        </w:rPr>
-        <w:t xml:space="preserve">Why: </w:t>
-      </w:r>
       <w:r>
         <w:t>A prescriber who is not specifically authorised for these categories may be a fully qualified doctor in every other respect, and still not be the right person to be making this particular decision.</w:t>
       </w:r>
@@ -383,12 +359,6 @@
     </w:p>
     <w:p>
       <w:r>
-        <w:rPr>
-          <w:i/>
-        </w:rPr>
-        <w:t xml:space="preserve">Why: </w:t>
-      </w:r>
-      <w:r>
         <w:t>A narcotics cupboard with one key and no reconciliation schedule is not secure storage -- it is a cupboard that happens to be locked.</w:t>
       </w:r>
     </w:p>
@@ -412,12 +382,6 @@
     </w:p>
     <w:p>
       <w:r>
-        <w:rPr>
-          <w:i/>
-        </w:rPr>
-        <w:t xml:space="preserve">Why: </w:t>
-      </w:r>
-      <w:r>
         <w:t>Chemotherapy and radioactive agents are hazardous to the person handling them, not only to the patient receiving them -- the protective equipment is for the staff member's own safety, not a formality.</w:t>
       </w:r>
     </w:p>
@@ -440,12 +404,6 @@
       </w:r>
     </w:p>
     <w:p>
-      <w:r>
-        <w:rPr>
-          <w:i/>
-        </w:rPr>
-        <w:t xml:space="preserve">Why: </w:t>
-      </w:r>
       <w:r>
         <w:t>A gap anywhere in the chain -- procurement, issue, administration, disposal -- for a controlled substance is exactly the kind of gap a licensing inspection exists to find, and exactly the kind of gap that invites suspicion whether or not anything was actually wrong.</w:t>
       </w:r>
@@ -474,12 +432,6 @@
       </w:r>
     </w:p>
     <w:p>
-      <w:r>
-        <w:rPr>
-          <w:i/>
-        </w:rPr>
-        <w:t xml:space="preserve">Why: </w:t>
-      </w:r>
       <w:r>
         <w:t>Proceeding on any of these agents while authorisation, register entries, PPE, or containment cannot be confirmed is not a clinical judgment call -- it is a regulatory line nobody is permitted to cross alone.</w:t>
       </w:r>

--- a/policies/build/sop_record_masters/MOM/SOP_MOM.8.a_to_e_narcotics_chemo_radioactive.docx
+++ b/policies/build/sop_record_masters/MOM/SOP_MOM.8.a_to_e_narcotics_chemo_radioactive.docx
@@ -410,7 +410,47 @@
     </w:p>
     <w:p>
       <w:r>
-        <w:t>For narcotics and psychotropics: the NDPS register records procurement, receipt, batch, issue to ward, administration to the patient (with patient name and prescription reference), balance, and disposal, available for inspection by the licensing authority.</w:t>
+        <w:t>For narcotics and psychotropics, the NDPS register records seven things:</w:t>
+      </w:r>
+    </w:p>
+    <w:p>
+      <w:r>
+        <w:t>1. Procurement.</w:t>
+      </w:r>
+    </w:p>
+    <w:p>
+      <w:r>
+        <w:t>2. Receipt.</w:t>
+      </w:r>
+    </w:p>
+    <w:p>
+      <w:r>
+        <w:t>3. Batch.</w:t>
+      </w:r>
+    </w:p>
+    <w:p>
+      <w:r>
+        <w:t>4. Issue to ward.</w:t>
+      </w:r>
+    </w:p>
+    <w:p>
+      <w:r>
+        <w:t>5. Administration to the patient (with patient name and prescription reference).</w:t>
+      </w:r>
+    </w:p>
+    <w:p>
+      <w:r>
+        <w:t>6. Balance.</w:t>
+      </w:r>
+    </w:p>
+    <w:p>
+      <w:r>
+        <w:t>7. Disposal.</w:t>
+      </w:r>
+    </w:p>
+    <w:p>
+      <w:r>
+        <w:t>The register is available for inspection by the licensing authority.</w:t>
       </w:r>
     </w:p>
     <w:p>
